--- a/Bot-information.docx
+++ b/Bot-information.docx
@@ -184,7 +184,27 @@
           <w:sz w:val="21"/>
           <w:szCs w:val="21"/>
         </w:rPr>
-        <w:t>": "To be the bridge between farmers and all other parties involved in the agriculture sector. We aim to provide farmers with access to information, resources, and support to improve productivity, sustainability, and overall success.</w:t>
+        <w:t>": "To be the bridge between farmers and all other parties</w:t>
+      </w:r>
+      <w:r>
+        <w:rPr>
+          <w:rFonts w:ascii="Consolas" w:eastAsia="Times New Roman" w:hAnsi="Consolas" w:cs="Times New Roman"/>
+          <w:color w:val="E4E4E4"/>
+          <w:sz w:val="21"/>
+          <w:szCs w:val="21"/>
+        </w:rPr>
+        <w:t>/stakeholders</w:t>
+      </w:r>
+      <w:bookmarkStart w:id="0" w:name="_GoBack"/>
+      <w:bookmarkEnd w:id="0"/>
+      <w:r>
+        <w:rPr>
+          <w:rFonts w:ascii="Consolas" w:eastAsia="Times New Roman" w:hAnsi="Consolas" w:cs="Times New Roman"/>
+          <w:color w:val="E4E4E4"/>
+          <w:sz w:val="21"/>
+          <w:szCs w:val="21"/>
+        </w:rPr>
+        <w:t xml:space="preserve"> involved in the agriculture sector. We aim to provide farmers with access to information, resources, and support to improve productivity, sustainability, and overall success.</w:t>
       </w:r>
       <w:proofErr w:type="gramStart"/>
       <w:r>
@@ -329,27 +349,7 @@
           <w:sz w:val="21"/>
           <w:szCs w:val="21"/>
         </w:rPr>
-        <w:t xml:space="preserve">": ["Olivier </w:t>
-      </w:r>
-      <w:proofErr w:type="spellStart"/>
-      <w:r>
-        <w:rPr>
-          <w:rFonts w:ascii="Consolas" w:eastAsia="Times New Roman" w:hAnsi="Consolas" w:cs="Times New Roman"/>
-          <w:color w:val="E4E4E4"/>
-          <w:sz w:val="21"/>
-          <w:szCs w:val="21"/>
-        </w:rPr>
-        <w:t>Niyonkuru</w:t>
-      </w:r>
-      <w:proofErr w:type="spellEnd"/>
-      <w:r>
-        <w:rPr>
-          <w:rFonts w:ascii="Consolas" w:eastAsia="Times New Roman" w:hAnsi="Consolas" w:cs="Times New Roman"/>
-          <w:color w:val="E4E4E4"/>
-          <w:sz w:val="21"/>
-          <w:szCs w:val="21"/>
-        </w:rPr>
-        <w:t>", "</w:t>
+        <w:t>": ["Olivier Niyonkuru", "</w:t>
       </w:r>
       <w:proofErr w:type="spellStart"/>
       <w:r>
@@ -4841,8 +4841,6 @@
         </w:rPr>
         <w:t xml:space="preserve">        }</w:t>
       </w:r>
-      <w:bookmarkStart w:id="0" w:name="_GoBack"/>
-      <w:bookmarkEnd w:id="0"/>
     </w:p>
     <w:p>
       <w:pPr>
